--- a/descargas/H1_referencia-metodologica.docx
+++ b/descargas/H1_referencia-metodologica.docx
@@ -2,7 +2,7 @@
 <file path=word/document.xml><?xml version="1.0" encoding="utf-8"?>
 <w:document xmlns:w="http://schemas.openxmlformats.org/wordprocessingml/2006/main" xmlns:m="http://schemas.openxmlformats.org/officeDocument/2006/math" xmlns:r="http://schemas.openxmlformats.org/officeDocument/2006/relationships" xmlns:o="urn:schemas-microsoft-com:office:office" xmlns:v="urn:schemas-microsoft-com:vml" xmlns:w10="urn:schemas-microsoft-com:office:word" xmlns:a="http://schemas.openxmlformats.org/drawingml/2006/main" xmlns:pic="http://schemas.openxmlformats.org/drawingml/2006/picture" xmlns:wp="http://schemas.openxmlformats.org/drawingml/2006/wordprocessingDrawing">
   <w:body>
-    <w:bookmarkStart w:id="41" w:name="sec-referencia"/>
+    <w:bookmarkStart w:id="30" w:name="sec-referencia"/>
     <w:p>
       <w:pPr>
         <w:pStyle w:val="Heading1"/>
@@ -33,7 +33,7 @@
       <w:r>
         <w:t xml:space="preserve"> </w:t>
       </w:r>
-      <w:hyperlink r:id="rId20">
+      <w:hyperlink r:id="rId9">
         <w:r>
           <w:rPr>
             <w:rStyle w:val="Hyperlink"/>
@@ -50,7 +50,7 @@
       <w:r>
         <w:t xml:space="preserve"> </w:t>
       </w:r>
-      <w:hyperlink r:id="rId21">
+      <w:hyperlink r:id="rId10">
         <w:r>
           <w:rPr>
             <w:rStyle w:val="Hyperlink"/>
@@ -118,7 +118,7 @@
         <w:t xml:space="preserve">le da los valores exactos para su indicador específico.</w:t>
       </w:r>
     </w:p>
-    <w:bookmarkStart w:id="33" w:name="sec-parte1"/>
+    <w:bookmarkStart w:id="22" w:name="sec-parte1"/>
     <w:p>
       <w:pPr>
         <w:pStyle w:val="Heading2"/>
@@ -132,17 +132,16 @@
         <w:tblStyle w:val="Table"/>
         <w:tblLook w:firstRow="0" w:lastRow="0" w:firstColumn="0" w:lastColumn="0" w:noHBand="0" w:noVBand="0" w:val="0000"/>
         <w:tblBorders>
+          <w:top w:val="single" w:sz="4" w:space="0" w:color="0758E5"/>
           <w:left w:val="single" w:sz="24" w:space="0" w:color="0758E5"/>
+          <w:bottom w:val="single" w:sz="4" w:space="0" w:color="0758E5"/>
           <w:right w:val="single" w:sz="4" w:space="0" w:color="0758E5"/>
-          <w:top w:val="single" w:sz="4" w:space="0" w:color="0758E5"/>
-          <w:bottom w:val="single" w:sz="4" w:space="0" w:color="0758E5"/>
         </w:tblBorders>
         <w:tblCellMar>
           <w:left w:w="144" w:type="dxa"/>
           <w:right w:w="144" w:type="dxa"/>
         </w:tblCellMar>
-        <w:tblInd w:w="164" w:type="dxa"/>
-        <w:tblW w:type="pct" w:w="100%"/>
+        <w:tblLook w:firstRow="0" w:lastRow="0" w:firstColumn="0" w:lastColumn="0" w:noHBand="0" w:noVBand="0" w:val="0000"/>
       </w:tblPr>
       <w:tr>
         <w:trPr>
@@ -169,18 +168,18 @@
                 <wp:inline>
                   <wp:extent cx="152400" cy="152400"/>
                   <wp:effectExtent b="0" l="0" r="0" t="0"/>
-                  <wp:docPr descr="" title="" id="23" name="Picture"/>
+                  <wp:docPr descr="" title="" id="12" name="Picture"/>
                   <a:graphic>
                     <a:graphicData uri="http://schemas.openxmlformats.org/drawingml/2006/picture">
                       <pic:pic>
                         <pic:nvPicPr>
-                          <pic:cNvPr descr="/opt/quarto/share/formats/docx/note.png" id="24" name="Picture"/>
+                          <pic:cNvPr descr="C:\quarto\share\formats\docx\note.png" id="13" name="Picture"/>
                           <pic:cNvPicPr>
                             <a:picLocks noChangeArrowheads="1" noChangeAspect="1"/>
                           </pic:cNvPicPr>
                         </pic:nvPicPr>
                         <pic:blipFill>
-                          <a:blip r:embed="rId22"/>
+                          <a:blip r:embed="rId11"/>
                           <a:stretch>
                             <a:fillRect/>
                           </a:stretch>
@@ -240,10 +239,11 @@
               <w:t xml:space="preserve">Todo esto se contempla y automatiza en la aplicación de cálculo (Herramienta 3), que le recomendamos usar para aplicar a sus datos.</w:t>
             </w:r>
           </w:p>
+          <w:p/>
         </w:tc>
       </w:tr>
     </w:tbl>
-    <w:bookmarkStart w:id="25" w:name="dos-enfoques-de-evaluación"/>
+    <w:bookmarkStart w:id="14" w:name="dos-enfoques-de-evaluación"/>
     <w:p>
       <w:pPr>
         <w:pStyle w:val="Heading3"/>
@@ -347,8 +347,8 @@
         </w:tc>
       </w:tr>
     </w:tbl>
-    <w:bookmarkEnd w:id="25"/>
-    <w:bookmarkStart w:id="26" w:name="duración-de-la-línea-base-y-réplicas"/>
+    <w:bookmarkEnd w:id="14"/>
+    <w:bookmarkStart w:id="15" w:name="duración-de-la-línea-base-y-réplicas"/>
     <w:p>
       <w:pPr>
         <w:pStyle w:val="Heading3"/>
@@ -480,8 +480,8 @@
         </w:tc>
       </w:tr>
     </w:tbl>
-    <w:bookmarkEnd w:id="26"/>
-    <w:bookmarkStart w:id="27" w:name="elección-de-estadístico-anual"/>
+    <w:bookmarkEnd w:id="15"/>
+    <w:bookmarkStart w:id="16" w:name="elección-de-estadístico-anual"/>
     <w:p>
       <w:pPr>
         <w:pStyle w:val="Heading3"/>
@@ -613,8 +613,8 @@
         </w:tc>
       </w:tr>
     </w:tbl>
-    <w:bookmarkEnd w:id="27"/>
-    <w:bookmarkStart w:id="28" w:name="medida-de-dispersión"/>
+    <w:bookmarkEnd w:id="16"/>
+    <w:bookmarkStart w:id="17" w:name="medida-de-dispersión"/>
     <w:p>
       <w:pPr>
         <w:pStyle w:val="Heading3"/>
@@ -774,8 +774,8 @@
         </w:tc>
       </w:tr>
     </w:tbl>
-    <w:bookmarkEnd w:id="28"/>
-    <w:bookmarkStart w:id="29" w:name="sec-interpretacion"/>
+    <w:bookmarkEnd w:id="17"/>
+    <w:bookmarkStart w:id="18" w:name="sec-interpretacion"/>
     <w:p>
       <w:pPr>
         <w:pStyle w:val="Heading3"/>
@@ -879,8 +879,8 @@
         </w:tc>
       </w:tr>
     </w:tbl>
-    <w:bookmarkEnd w:id="29"/>
-    <w:bookmarkStart w:id="30" w:name="categorías-de-evaluación-avp"/>
+    <w:bookmarkEnd w:id="18"/>
+    <w:bookmarkStart w:id="19" w:name="categorías-de-evaluación-avp"/>
     <w:p>
       <w:pPr>
         <w:pStyle w:val="Heading3"/>
@@ -916,12 +916,13 @@
           <w:tbl>
             <w:tblPr>
               <w:tblStyle w:val="Table"/>
-              <w:tblW w:type="auto" w:w="0"/>
+              <w:tblW w:type="pct" w:w="4900"/>
+              <w:tblLayout w:type="fixed"/>
               <w:tblLook w:firstRow="1" w:lastRow="0" w:firstColumn="0" w:lastColumn="0" w:noHBand="0" w:noVBand="0" w:val="0020"/>
             </w:tblPr>
             <w:tblGrid>
-              <w:gridCol w:w="3960"/>
-              <w:gridCol w:w="3960"/>
+              <w:gridCol w:w="3880"/>
+              <w:gridCol w:w="3880"/>
             </w:tblGrid>
             <w:tr>
               <w:trPr>
@@ -1117,12 +1118,13 @@
           <w:tbl>
             <w:tblPr>
               <w:tblStyle w:val="Table"/>
-              <w:tblW w:type="auto" w:w="0"/>
+              <w:tblW w:type="pct" w:w="4900"/>
+              <w:tblLayout w:type="fixed"/>
               <w:tblLook w:firstRow="1" w:lastRow="0" w:firstColumn="0" w:lastColumn="0" w:noHBand="0" w:noVBand="0" w:val="0020"/>
             </w:tblPr>
             <w:tblGrid>
-              <w:gridCol w:w="3960"/>
-              <w:gridCol w:w="3960"/>
+              <w:gridCol w:w="3880"/>
+              <w:gridCol w:w="3880"/>
             </w:tblGrid>
             <w:tr>
               <w:trPr>
@@ -1276,8 +1278,8 @@
         </w:tc>
       </w:tr>
     </w:tbl>
-    <w:bookmarkEnd w:id="30"/>
-    <w:bookmarkStart w:id="31" w:name="excepción-metodológica"/>
+    <w:bookmarkEnd w:id="19"/>
+    <w:bookmarkStart w:id="20" w:name="excepción-metodológica"/>
     <w:p>
       <w:pPr>
         <w:pStyle w:val="Heading3"/>
@@ -1318,8 +1320,8 @@
         <w:t xml:space="preserve">Comparaciones entre poblaciones no son posibles (ballenas, entre otros).</w:t>
       </w:r>
     </w:p>
-    <w:bookmarkEnd w:id="31"/>
-    <w:bookmarkStart w:id="32" w:name="unidades-poblacionales-y-etapas-de-vida"/>
+    <w:bookmarkEnd w:id="20"/>
+    <w:bookmarkStart w:id="21" w:name="unidades-poblacionales-y-etapas-de-vida"/>
     <w:p>
       <w:pPr>
         <w:pStyle w:val="Heading3"/>
@@ -1336,9 +1338,9 @@
         <w:t xml:space="preserve">Los indicadores de especies con unidades poblacionales definidas (por ejemplo, las poblaciones diferenciadas de ballena jorobada) solo se comparan dentro de su propia población. Estas unidades, geográficas o de individuos, se definen con expertos. Para algunas especies también se separa el uso de hábitat según la etapa de vida (juveniles o adultos).</w:t>
       </w:r>
     </w:p>
-    <w:bookmarkEnd w:id="32"/>
-    <w:bookmarkEnd w:id="33"/>
-    <w:bookmarkStart w:id="40" w:name="sec-parte2"/>
+    <w:bookmarkEnd w:id="21"/>
+    <w:bookmarkEnd w:id="22"/>
+    <w:bookmarkStart w:id="29" w:name="sec-parte2"/>
     <w:p>
       <w:pPr>
         <w:pStyle w:val="Heading2"/>
@@ -1398,7 +1400,7 @@
         <w:t xml:space="preserve">.</w:t>
       </w:r>
     </w:p>
-    <w:bookmarkStart w:id="34" w:name="tiburón-martillo"/>
+    <w:bookmarkStart w:id="23" w:name="tiburón-martillo"/>
     <w:p>
       <w:pPr>
         <w:pStyle w:val="Heading3"/>
@@ -2170,8 +2172,8 @@
         </w:tc>
       </w:tr>
     </w:tbl>
-    <w:bookmarkEnd w:id="34"/>
-    <w:bookmarkStart w:id="35" w:name="tiburón-ballena"/>
+    <w:bookmarkEnd w:id="23"/>
+    <w:bookmarkStart w:id="24" w:name="tiburón-ballena"/>
     <w:p>
       <w:pPr>
         <w:pStyle w:val="Heading3"/>
@@ -2777,8 +2779,8 @@
         </w:tc>
       </w:tr>
     </w:tbl>
-    <w:bookmarkEnd w:id="35"/>
-    <w:bookmarkStart w:id="36" w:name="tortuga-verde"/>
+    <w:bookmarkEnd w:id="24"/>
+    <w:bookmarkStart w:id="25" w:name="tortuga-verde"/>
     <w:p>
       <w:pPr>
         <w:pStyle w:val="Heading3"/>
@@ -3384,8 +3386,8 @@
         </w:tc>
       </w:tr>
     </w:tbl>
-    <w:bookmarkEnd w:id="36"/>
-    <w:bookmarkStart w:id="37" w:name="bacalao-de-galápagos"/>
+    <w:bookmarkEnd w:id="25"/>
+    <w:bookmarkStart w:id="26" w:name="bacalao-de-galápagos"/>
     <w:p>
       <w:pPr>
         <w:pStyle w:val="Heading3"/>
@@ -3908,8 +3910,8 @@
         </w:tc>
       </w:tr>
     </w:tbl>
-    <w:bookmarkEnd w:id="37"/>
-    <w:bookmarkStart w:id="38" w:name="ballena-jorobada"/>
+    <w:bookmarkEnd w:id="26"/>
+    <w:bookmarkStart w:id="27" w:name="ballena-jorobada"/>
     <w:p>
       <w:pPr>
         <w:pStyle w:val="Heading3"/>
@@ -4349,8 +4351,8 @@
         </w:tc>
       </w:tr>
     </w:tbl>
-    <w:bookmarkEnd w:id="38"/>
-    <w:bookmarkStart w:id="39" w:name="atún-aleta-amarilla"/>
+    <w:bookmarkEnd w:id="27"/>
+    <w:bookmarkStart w:id="28" w:name="atún-aleta-amarilla"/>
     <w:p>
       <w:pPr>
         <w:pStyle w:val="Heading3"/>
@@ -5371,9 +5373,9 @@
         </w:tc>
       </w:tr>
     </w:tbl>
-    <w:bookmarkEnd w:id="39"/>
-    <w:bookmarkEnd w:id="40"/>
-    <w:bookmarkEnd w:id="41"/>
+    <w:bookmarkEnd w:id="28"/>
+    <w:bookmarkEnd w:id="29"/>
+    <w:bookmarkEnd w:id="30"/>
     <w:sectPr/>
   </w:body>
 </w:document>
@@ -6809,277 +6811,4 @@
     </a:ext>
   </a:extLst>
 </a:theme>
-</file>
-
-<file path=customXml/item1.xml><?xml version="1.0" encoding="utf-8"?>
-<ct:contentTypeSchema xmlns:ct="http://schemas.microsoft.com/office/2006/metadata/contentType" xmlns:ma="http://schemas.microsoft.com/office/2006/metadata/properties/metaAttributes" ct:_="" ma:_="" ma:contentTypeName="Document" ma:contentTypeID="0x01010001E02E21C83A9148902CA1A70CF30D2B" ma:contentTypeVersion="16" ma:contentTypeDescription="Create a new document." ma:contentTypeScope="" ma:versionID="1ac23a957c34e8b2e2f8d2cebbfcbd28">
-  <xsd:schema xmlns:xsd="http://www.w3.org/2001/XMLSchema" xmlns:xs="http://www.w3.org/2001/XMLSchema" xmlns:p="http://schemas.microsoft.com/office/2006/metadata/properties" xmlns:ns2="b9dce83d-72ee-4293-97e6-e06b8df7add9" xmlns:ns3="afe6e3d9-18ce-4b1f-93b5-fcdc7ff53cf9" targetNamespace="http://schemas.microsoft.com/office/2006/metadata/properties" ma:root="true" ma:fieldsID="6232dc3ed41a186b55d58cc892e67c0c" ns2:_="" ns3:_="">
-    <xsd:import namespace="b9dce83d-72ee-4293-97e6-e06b8df7add9"/>
-    <xsd:import namespace="afe6e3d9-18ce-4b1f-93b5-fcdc7ff53cf9"/>
-    <xsd:element name="properties">
-      <xsd:complexType>
-        <xsd:sequence>
-          <xsd:element name="documentManagement">
-            <xsd:complexType>
-              <xsd:all>
-                <xsd:element ref="ns2:lcf76f155ced4ddcb4097134ff3c332f" minOccurs="0"/>
-                <xsd:element ref="ns3:TaxCatchAll" minOccurs="0"/>
-                <xsd:element ref="ns2:MediaServiceMetadata" minOccurs="0"/>
-                <xsd:element ref="ns2:MediaServiceFastMetadata" minOccurs="0"/>
-                <xsd:element ref="ns2:MediaServiceObjectDetectorVersions" minOccurs="0"/>
-                <xsd:element ref="ns2:MediaServiceGenerationTime" minOccurs="0"/>
-                <xsd:element ref="ns2:MediaServiceEventHashCode" minOccurs="0"/>
-                <xsd:element ref="ns2:MediaServiceDateTaken" minOccurs="0"/>
-                <xsd:element ref="ns2:MediaServiceOCR" minOccurs="0"/>
-                <xsd:element ref="ns2:MediaLengthInSeconds" minOccurs="0"/>
-                <xsd:element ref="ns2:MediaServiceLocation" minOccurs="0"/>
-                <xsd:element ref="ns3:SharedWithUsers" minOccurs="0"/>
-                <xsd:element ref="ns3:SharedWithDetails" minOccurs="0"/>
-                <xsd:element ref="ns2:MediaServiceSearchProperties" minOccurs="0"/>
-                <xsd:element ref="ns2:MediaServiceBillingMetadata" minOccurs="0"/>
-              </xsd:all>
-            </xsd:complexType>
-          </xsd:element>
-        </xsd:sequence>
-      </xsd:complexType>
-    </xsd:element>
-  </xsd:schema>
-  <xsd:schema xmlns:xsd="http://www.w3.org/2001/XMLSchema" xmlns:xs="http://www.w3.org/2001/XMLSchema" xmlns:dms="http://schemas.microsoft.com/office/2006/documentManagement/types" xmlns:pc="http://schemas.microsoft.com/office/infopath/2007/PartnerControls" targetNamespace="b9dce83d-72ee-4293-97e6-e06b8df7add9" elementFormDefault="qualified">
-    <xsd:import namespace="http://schemas.microsoft.com/office/2006/documentManagement/types"/>
-    <xsd:import namespace="http://schemas.microsoft.com/office/infopath/2007/PartnerControls"/>
-    <xsd:element name="lcf76f155ced4ddcb4097134ff3c332f" ma:index="9" nillable="true" ma:taxonomy="true" ma:internalName="lcf76f155ced4ddcb4097134ff3c332f" ma:taxonomyFieldName="MediaServiceImageTags" ma:displayName="Image Tags" ma:readOnly="false" ma:fieldId="{5cf76f15-5ced-4ddc-b409-7134ff3c332f}" ma:taxonomyMulti="true" ma:sspId="4f4f4c5e-03e4-4e4c-a615-0302a68af7f2" ma:termSetId="09814cd3-568e-fe90-9814-8d621ff8fb84" ma:anchorId="fba54fb3-c3e1-fe81-a776-ca4b69148c4d" ma:open="true" ma:isKeyword="false">
-      <xsd:complexType>
-        <xsd:sequence>
-          <xsd:element ref="pc:Terms" minOccurs="0" maxOccurs="1"/>
-        </xsd:sequence>
-      </xsd:complexType>
-    </xsd:element>
-    <xsd:element name="MediaServiceMetadata" ma:index="11" nillable="true" ma:displayName="MediaServiceMetadata" ma:hidden="true" ma:internalName="MediaServiceMetadata" ma:readOnly="true">
-      <xsd:simpleType>
-        <xsd:restriction base="dms:Note"/>
-      </xsd:simpleType>
-    </xsd:element>
-    <xsd:element name="MediaServiceFastMetadata" ma:index="12" nillable="true" ma:displayName="MediaServiceFastMetadata" ma:hidden="true" ma:internalName="MediaServiceFastMetadata" ma:readOnly="true">
-      <xsd:simpleType>
-        <xsd:restriction base="dms:Note"/>
-      </xsd:simpleType>
-    </xsd:element>
-    <xsd:element name="MediaServiceObjectDetectorVersions" ma:index="13" nillable="true" ma:displayName="MediaServiceObjectDetectorVersions" ma:hidden="true" ma:indexed="true" ma:internalName="MediaServiceObjectDetectorVersions" ma:readOnly="true">
-      <xsd:simpleType>
-        <xsd:restriction base="dms:Text"/>
-      </xsd:simpleType>
-    </xsd:element>
-    <xsd:element name="MediaServiceGenerationTime" ma:index="14" nillable="true" ma:displayName="MediaServiceGenerationTime" ma:hidden="true" ma:internalName="MediaServiceGenerationTime" ma:readOnly="true">
-      <xsd:simpleType>
-        <xsd:restriction base="dms:Text"/>
-      </xsd:simpleType>
-    </xsd:element>
-    <xsd:element name="MediaServiceEventHashCode" ma:index="15" nillable="true" ma:displayName="MediaServiceEventHashCode" ma:hidden="true" ma:internalName="MediaServiceEventHashCode" ma:readOnly="true">
-      <xsd:simpleType>
-        <xsd:restriction base="dms:Text"/>
-      </xsd:simpleType>
-    </xsd:element>
-    <xsd:element name="MediaServiceDateTaken" ma:index="16" nillable="true" ma:displayName="MediaServiceDateTaken" ma:hidden="true" ma:indexed="true" ma:internalName="MediaServiceDateTaken" ma:readOnly="true">
-      <xsd:simpleType>
-        <xsd:restriction base="dms:Text"/>
-      </xsd:simpleType>
-    </xsd:element>
-    <xsd:element name="MediaServiceOCR" ma:index="17" nillable="true" ma:displayName="Extracted Text" ma:internalName="MediaServiceOCR" ma:readOnly="true">
-      <xsd:simpleType>
-        <xsd:restriction base="dms:Note">
-          <xsd:maxLength value="255"/>
-        </xsd:restriction>
-      </xsd:simpleType>
-    </xsd:element>
-    <xsd:element name="MediaLengthInSeconds" ma:index="18" nillable="true" ma:displayName="MediaLengthInSeconds" ma:hidden="true" ma:internalName="MediaLengthInSeconds" ma:readOnly="true">
-      <xsd:simpleType>
-        <xsd:restriction base="dms:Unknown"/>
-      </xsd:simpleType>
-    </xsd:element>
-    <xsd:element name="MediaServiceLocation" ma:index="19" nillable="true" ma:displayName="Location" ma:indexed="true" ma:internalName="MediaServiceLocation" ma:readOnly="true">
-      <xsd:simpleType>
-        <xsd:restriction base="dms:Text"/>
-      </xsd:simpleType>
-    </xsd:element>
-    <xsd:element name="MediaServiceSearchProperties" ma:index="22" nillable="true" ma:displayName="MediaServiceSearchProperties" ma:hidden="true" ma:internalName="MediaServiceSearchProperties" ma:readOnly="true">
-      <xsd:simpleType>
-        <xsd:restriction base="dms:Note"/>
-      </xsd:simpleType>
-    </xsd:element>
-    <xsd:element name="MediaServiceBillingMetadata" ma:index="23" nillable="true" ma:displayName="MediaServiceBillingMetadata" ma:hidden="true" ma:internalName="MediaServiceBillingMetadata" ma:readOnly="true">
-      <xsd:simpleType>
-        <xsd:restriction base="dms:Note"/>
-      </xsd:simpleType>
-    </xsd:element>
-  </xsd:schema>
-  <xsd:schema xmlns:xsd="http://www.w3.org/2001/XMLSchema" xmlns:xs="http://www.w3.org/2001/XMLSchema" xmlns:dms="http://schemas.microsoft.com/office/2006/documentManagement/types" xmlns:pc="http://schemas.microsoft.com/office/infopath/2007/PartnerControls" targetNamespace="afe6e3d9-18ce-4b1f-93b5-fcdc7ff53cf9" elementFormDefault="qualified">
-    <xsd:import namespace="http://schemas.microsoft.com/office/2006/documentManagement/types"/>
-    <xsd:import namespace="http://schemas.microsoft.com/office/infopath/2007/PartnerControls"/>
-    <xsd:element name="TaxCatchAll" ma:index="10" nillable="true" ma:displayName="Taxonomy Catch All Column" ma:hidden="true" ma:list="{28bf15cf-199b-4399-b990-0ae65e2bba22}" ma:internalName="TaxCatchAll" ma:showField="CatchAllData" ma:web="afe6e3d9-18ce-4b1f-93b5-fcdc7ff53cf9">
-      <xsd:complexType>
-        <xsd:complexContent>
-          <xsd:extension base="dms:MultiChoiceLookup">
-            <xsd:sequence>
-              <xsd:element name="Value" type="dms:Lookup" maxOccurs="unbounded" minOccurs="0" nillable="true"/>
-            </xsd:sequence>
-          </xsd:extension>
-        </xsd:complexContent>
-      </xsd:complexType>
-    </xsd:element>
-    <xsd:element name="SharedWithUsers" ma:index="20" nillable="true" ma:displayName="Shared With" ma:internalName="SharedWithUsers" ma:readOnly="true">
-      <xsd:complexType>
-        <xsd:complexContent>
-          <xsd:extension base="dms:UserMulti">
-            <xsd:sequence>
-              <xsd:element name="UserInfo" minOccurs="0" maxOccurs="unbounded">
-                <xsd:complexType>
-                  <xsd:sequence>
-                    <xsd:element name="DisplayName" type="xsd:string" minOccurs="0"/>
-                    <xsd:element name="AccountId" type="dms:UserId" minOccurs="0" nillable="true"/>
-                    <xsd:element name="AccountType" type="xsd:string" minOccurs="0"/>
-                  </xsd:sequence>
-                </xsd:complexType>
-              </xsd:element>
-            </xsd:sequence>
-          </xsd:extension>
-        </xsd:complexContent>
-      </xsd:complexType>
-    </xsd:element>
-    <xsd:element name="SharedWithDetails" ma:index="21" nillable="true" ma:displayName="Shared With Details" ma:internalName="SharedWithDetails" ma:readOnly="true">
-      <xsd:simpleType>
-        <xsd:restriction base="dms:Note">
-          <xsd:maxLength value="255"/>
-        </xsd:restriction>
-      </xsd:simpleType>
-    </xsd:element>
-  </xsd:schema>
-  <xsd:schema xmlns="http://schemas.openxmlformats.org/package/2006/metadata/core-properties" xmlns:xsd="http://www.w3.org/2001/XMLSchema" xmlns:xsi="http://www.w3.org/2001/XMLSchema-instance" xmlns:dc="http://purl.org/dc/elements/1.1/" xmlns:dcterms="http://purl.org/dc/terms/" xmlns:odoc="http://schemas.microsoft.com/internal/obd" targetNamespace="http://schemas.openxmlformats.org/package/2006/metadata/core-properties" elementFormDefault="qualified" attributeFormDefault="unqualified" blockDefault="#all">
-    <xsd:import namespace="http://purl.org/dc/elements/1.1/" schemaLocation="http://dublincore.org/schemas/xmls/qdc/2003/04/02/dc.xsd"/>
-    <xsd:import namespace="http://purl.org/dc/terms/" schemaLocation="http://dublincore.org/schemas/xmls/qdc/2003/04/02/dcterms.xsd"/>
-    <xsd:element name="coreProperties" type="CT_coreProperties"/>
-    <xsd:complexType name="CT_coreProperties">
-      <xsd:all>
-        <xsd:element ref="dc:creator" minOccurs="0" maxOccurs="1"/>
-        <xsd:element ref="dcterms:created" minOccurs="0" maxOccurs="1"/>
-        <xsd:element ref="dc:identifier" minOccurs="0" maxOccurs="1"/>
-        <xsd:element name="contentType" minOccurs="0" maxOccurs="1" type="xsd:string" ma:index="0" ma:displayName="Content Type"/>
-        <xsd:element ref="dc:title" minOccurs="0" maxOccurs="1" ma:index="4" ma:displayName="Title"/>
-        <xsd:element ref="dc:subject" minOccurs="0" maxOccurs="1"/>
-        <xsd:element ref="dc:description" minOccurs="0" maxOccurs="1"/>
-        <xsd:element name="keywords" minOccurs="0" maxOccurs="1" type="xsd:string"/>
-        <xsd:element ref="dc:language" minOccurs="0" maxOccurs="1"/>
-        <xsd:element name="category" minOccurs="0" maxOccurs="1" type="xsd:string"/>
-        <xsd:element name="version" minOccurs="0" maxOccurs="1" type="xsd:string"/>
-        <xsd:element name="revision" minOccurs="0" maxOccurs="1" type="xsd:string">
-          <xsd:annotation>
-            <xsd:documentation>
-                        This value indicates the number of saves or revisions. The application is responsible for updating this value after each revision.
-                    </xsd:documentation>
-          </xsd:annotation>
-        </xsd:element>
-        <xsd:element name="lastModifiedBy" minOccurs="0" maxOccurs="1" type="xsd:string"/>
-        <xsd:element ref="dcterms:modified" minOccurs="0" maxOccurs="1"/>
-        <xsd:element name="contentStatus" minOccurs="0" maxOccurs="1" type="xsd:string"/>
-      </xsd:all>
-    </xsd:complexType>
-  </xsd:schema>
-  <xs:schema xmlns:pc="http://schemas.microsoft.com/office/infopath/2007/PartnerControls" xmlns:xs="http://www.w3.org/2001/XMLSchema" targetNamespace="http://schemas.microsoft.com/office/infopath/2007/PartnerControls" elementFormDefault="qualified" attributeFormDefault="unqualified">
-    <xs:element name="Person">
-      <xs:complexType>
-        <xs:sequence>
-          <xs:element ref="pc:DisplayName" minOccurs="0"/>
-          <xs:element ref="pc:AccountId" minOccurs="0"/>
-          <xs:element ref="pc:AccountType" minOccurs="0"/>
-        </xs:sequence>
-      </xs:complexType>
-    </xs:element>
-    <xs:element name="DisplayName" type="xs:string"/>
-    <xs:element name="AccountId" type="xs:string"/>
-    <xs:element name="AccountType" type="xs:string"/>
-    <xs:element name="BDCAssociatedEntity">
-      <xs:complexType>
-        <xs:sequence>
-          <xs:element ref="pc:BDCEntity" minOccurs="0" maxOccurs="unbounded"/>
-        </xs:sequence>
-        <xs:attribute ref="pc:EntityNamespace"/>
-        <xs:attribute ref="pc:EntityName"/>
-        <xs:attribute ref="pc:SystemInstanceName"/>
-        <xs:attribute ref="pc:AssociationName"/>
-      </xs:complexType>
-    </xs:element>
-    <xs:attribute name="EntityNamespace" type="xs:string"/>
-    <xs:attribute name="EntityName" type="xs:string"/>
-    <xs:attribute name="SystemInstanceName" type="xs:string"/>
-    <xs:attribute name="AssociationName" type="xs:string"/>
-    <xs:element name="BDCEntity">
-      <xs:complexType>
-        <xs:sequence>
-          <xs:element ref="pc:EntityDisplayName" minOccurs="0"/>
-          <xs:element ref="pc:EntityInstanceReference" minOccurs="0"/>
-          <xs:element ref="pc:EntityId1" minOccurs="0"/>
-          <xs:element ref="pc:EntityId2" minOccurs="0"/>
-          <xs:element ref="pc:EntityId3" minOccurs="0"/>
-          <xs:element ref="pc:EntityId4" minOccurs="0"/>
-          <xs:element ref="pc:EntityId5" minOccurs="0"/>
-        </xs:sequence>
-      </xs:complexType>
-    </xs:element>
-    <xs:element name="EntityDisplayName" type="xs:string"/>
-    <xs:element name="EntityInstanceReference" type="xs:string"/>
-    <xs:element name="EntityId1" type="xs:string"/>
-    <xs:element name="EntityId2" type="xs:string"/>
-    <xs:element name="EntityId3" type="xs:string"/>
-    <xs:element name="EntityId4" type="xs:string"/>
-    <xs:element name="EntityId5" type="xs:string"/>
-    <xs:element name="Terms">
-      <xs:complexType>
-        <xs:sequence>
-          <xs:element ref="pc:TermInfo" minOccurs="0" maxOccurs="unbounded"/>
-        </xs:sequence>
-      </xs:complexType>
-    </xs:element>
-    <xs:element name="TermInfo">
-      <xs:complexType>
-        <xs:sequence>
-          <xs:element ref="pc:TermName" minOccurs="0"/>
-          <xs:element ref="pc:TermId" minOccurs="0"/>
-        </xs:sequence>
-      </xs:complexType>
-    </xs:element>
-    <xs:element name="TermName" type="xs:string"/>
-    <xs:element name="TermId" type="xs:string"/>
-  </xs:schema>
-</ct:contentTypeSchema>
-</file>
-
-<file path=customXml/item2.xml><?xml version="1.0" encoding="utf-8"?>
-<?mso-contentType ?>
-<FormTemplates xmlns="http://schemas.microsoft.com/sharepoint/v3/contenttype/forms">
-  <Display>DocumentLibraryForm</Display>
-  <Edit>DocumentLibraryForm</Edit>
-  <New>DocumentLibraryForm</New>
-</FormTemplates>
-</file>
-
-<file path=customXml/item3.xml><?xml version="1.0" encoding="utf-8"?>
-<p:properties xmlns:p="http://schemas.microsoft.com/office/2006/metadata/properties" xmlns:xsi="http://www.w3.org/2001/XMLSchema-instance" xmlns:pc="http://schemas.microsoft.com/office/infopath/2007/PartnerControls">
-  <documentManagement>
-    <TaxCatchAll xmlns="afe6e3d9-18ce-4b1f-93b5-fcdc7ff53cf9" xsi:nil="true"/>
-    <lcf76f155ced4ddcb4097134ff3c332f xmlns="b9dce83d-72ee-4293-97e6-e06b8df7add9">
-      <Terms xmlns="http://schemas.microsoft.com/office/infopath/2007/PartnerControls"/>
-    </lcf76f155ced4ddcb4097134ff3c332f>
-  </documentManagement>
-</p:properties>
-</file>
-
-<file path=customXml/itemProps1.xml><?xml version="1.0" encoding="utf-8"?>
-<ds:datastoreItem xmlns:ds="http://schemas.openxmlformats.org/officeDocument/2006/customXml" ds:itemID="{F0064B2D-AC82-4A6A-867F-E0C9F623B442}"/>
-</file>
-
-<file path=customXml/itemProps2.xml><?xml version="1.0" encoding="utf-8"?>
-<ds:datastoreItem xmlns:ds="http://schemas.openxmlformats.org/officeDocument/2006/customXml" ds:itemID="{2E05652A-3493-4AE2-9EE0-52869758A76E}"/>
-</file>
-
-<file path=customXml/itemProps3.xml><?xml version="1.0" encoding="utf-8"?>
-<ds:datastoreItem xmlns:ds="http://schemas.openxmlformats.org/officeDocument/2006/customXml" ds:itemID="{C0577077-F6C3-4D04-B467-24A2A11F395D}"/>
 </file>